--- a/docs/tietoturvaraportti.docx
+++ b/docs/tietoturvaraportti.docx
@@ -15,7 +15,7 @@
           <w:sz w:val="52"/>
           <w:szCs w:val="52"/>
         </w:rPr>
-        <w:t xml:space="preserve">SeniorSurf aloitussivu</w:t>
+        <w:t xml:space="preserve">aloitussivu</w:t>
       </w:r>
     </w:p>
     <w:p>
@@ -3981,7 +3981,7 @@
         <w:sz w:val="17"/>
         <w:szCs w:val="17"/>
       </w:rPr>
-      <w:t xml:space="preserve">SeniorSurf aloitussivu — Tietoturvaraportti  |  26.5.2026  |  Luottamuksellinen</w:t>
+      <w:t xml:space="preserve">aloitussivu — Tietoturvaraportti  |  26.5.2026  |  Luottamuksellinen</w:t>
     </w:r>
   </w:p>
 </w:hdr>
